--- a/CalendarioAgo26/Actividades/A1_VLSM/Act1_VLSM_v1_Solucion.docx
+++ b/CalendarioAgo26/Actividades/A1_VLSM/Act1_VLSM_v1_Solucion.docx
@@ -213,52 +213,19 @@
       <w:r>
         <w:rPr>
           <w:rFonts w:ascii="Arial" w:hAnsi="Arial" w:cs="Arial"/>
+          <w:spacing w:val="27"/>
         </w:rPr>
         <w:t xml:space="preserve"> </w:t>
       </w:r>
       <w:r>
         <w:rPr>
           <w:rFonts w:ascii="Arial" w:hAnsi="Arial" w:cs="Arial"/>
-          <w:spacing w:val="27"/>
-        </w:rPr>
-        <w:t xml:space="preserve"> </w:t>
-      </w:r>
-      <w:r>
-        <w:rPr>
-          <w:rFonts w:ascii="Arial" w:hAnsi="Arial" w:cs="Arial"/>
-        </w:rPr>
-        <w:t xml:space="preserve">las </w:t>
-      </w:r>
-      <w:r>
-        <w:rPr>
-          <w:rFonts w:ascii="Arial" w:hAnsi="Arial" w:cs="Arial"/>
-          <w:spacing w:val="30"/>
-        </w:rPr>
-        <w:t xml:space="preserve"> </w:t>
-      </w:r>
-      <w:r>
-        <w:rPr>
-          <w:rFonts w:ascii="Arial" w:hAnsi="Arial" w:cs="Arial"/>
-        </w:rPr>
-        <w:t xml:space="preserve">necesidades </w:t>
-      </w:r>
-      <w:r>
-        <w:rPr>
-          <w:rFonts w:ascii="Arial" w:hAnsi="Arial" w:cs="Arial"/>
-          <w:spacing w:val="28"/>
-        </w:rPr>
-        <w:t xml:space="preserve"> </w:t>
-      </w:r>
-      <w:r>
-        <w:rPr>
-          <w:rFonts w:ascii="Arial" w:hAnsi="Arial" w:cs="Arial"/>
-        </w:rPr>
-        <w:t>de</w:t>
-      </w:r>
-      <w:r>
-        <w:rPr>
-          <w:rFonts w:ascii="Arial" w:hAnsi="Arial" w:cs="Arial"/>
-          <w:spacing w:val="89"/>
+        </w:rPr>
+        <w:t>las necesidades de</w:t>
+      </w:r>
+      <w:r>
+        <w:rPr>
+          <w:rFonts w:ascii="Arial" w:hAnsi="Arial" w:cs="Arial"/>
         </w:rPr>
         <w:t xml:space="preserve"> </w:t>
       </w:r>
@@ -464,6 +431,7 @@
         </w:rPr>
         <w:t xml:space="preserve"> </w:t>
       </w:r>
+      <w:proofErr w:type="spellStart"/>
       <w:r>
         <w:rPr>
           <w:rFonts w:ascii="Arial" w:hAnsi="Arial" w:cs="Arial"/>
@@ -474,6 +442,7 @@
         </w:rPr>
         <w:t>Consulting</w:t>
       </w:r>
+      <w:proofErr w:type="spellEnd"/>
       <w:r>
         <w:rPr>
           <w:rFonts w:ascii="Arial" w:hAnsi="Arial" w:cs="Arial"/>
@@ -1224,22 +1193,7 @@
                                   <w14:bevel/>
                                 </w14:textOutline>
                               </w:rPr>
-                              <w:t>.</w:t>
-                            </w:r>
-                            <w:r>
-                              <w:rPr>
-                                <w:rFonts w:ascii="Arial" w:hAnsi="Arial" w:cs="Arial"/>
-                                <w:color w:val="FF0000"/>
-                                <w:lang w:val="es-ES"/>
-                                <w14:textOutline w14:w="9525" w14:cap="rnd" w14:cmpd="sng" w14:algn="ctr">
-                                  <w14:solidFill>
-                                    <w14:srgbClr w14:val="FF0000"/>
-                                  </w14:solidFill>
-                                  <w14:prstDash w14:val="solid"/>
-                                  <w14:bevel/>
-                                </w14:textOutline>
-                              </w:rPr>
-                              <w:t>96.0 /21</w:t>
+                              <w:t>.96.0 /21</w:t>
                             </w:r>
                           </w:p>
                           <w:p>
@@ -4428,7 +4382,7 @@
           </mc:Choice>
           <mc:Fallback>
             <w:pict>
-              <v:group w14:anchorId="3098B705" id="Group 4349" o:spid="_x0000_s1026" style="width:714.8pt;height:378.8pt;mso-position-horizontal-relative:char;mso-position-vertical-relative:line" coordsize="9237,5057" o:gfxdata="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">
+              <v:group w14:anchorId="2A01DC94" id="Group 4349" o:spid="_x0000_s1026" style="width:714.8pt;height:378.8pt;mso-position-horizontal-relative:char;mso-position-vertical-relative:line" coordsize="9237,5057" o:gfxdata="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">
                 <v:shapetype id="_x0000_t75" coordsize="21600,21600" o:spt="75" o:preferrelative="t" path="m@4@5l@4@11@9@11@9@5xe" filled="f" stroked="f">
                   <v:stroke joinstyle="miter"/>
                   <v:formulas>
@@ -4449,7 +4403,7 @@
                   <o:lock v:ext="edit" aspectratio="t"/>
                 </v:shapetype>
                 <v:shape id="Picture 4358" o:spid="_x0000_s1027" type="#_x0000_t75" style="position:absolute;left:118;top:10;width:8993;height:5035;visibility:visible;mso-wrap-style:square" o:gfxdata="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">
-                  <v:imagedata r:id="rId10" o:title=""/>
+                  <v:imagedata r:id="rId8" o:title=""/>
                 </v:shape>
                 <v:group id="Group 4356" o:spid="_x0000_s1028" style="position:absolute;left:6;top:6;width:9226;height:2" coordorigin="6,6" coordsize="9226,2" o:gfxdata="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">
                   <v:shape id="Freeform 4357" o:spid="_x0000_s1029" style="position:absolute;left:6;top:6;width:9226;height:2;visibility:visible;mso-wrap-style:square;v-text-anchor:top" coordsize="9226,2" o:gfxdata="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" path="m,l9225,e" filled="f" strokeweight=".58pt">
@@ -5008,6 +4962,7 @@
         </w:rPr>
         <w:t xml:space="preserve"> </w:t>
       </w:r>
+      <w:proofErr w:type="spellStart"/>
       <w:r>
         <w:rPr>
           <w:rFonts w:ascii="Arial" w:hAnsi="Arial" w:cs="Arial"/>
@@ -5018,6 +4973,7 @@
         </w:rPr>
         <w:t>Router</w:t>
       </w:r>
+      <w:proofErr w:type="spellEnd"/>
       <w:r>
         <w:rPr>
           <w:rFonts w:ascii="Arial" w:hAnsi="Arial" w:cs="Arial"/>
@@ -5346,6 +5302,7 @@
         </w:rPr>
         <w:t xml:space="preserve"> </w:t>
       </w:r>
+      <w:proofErr w:type="spellStart"/>
       <w:r>
         <w:rPr>
           <w:rFonts w:ascii="Arial" w:hAnsi="Arial" w:cs="Arial"/>
@@ -5356,6 +5313,7 @@
         </w:rPr>
         <w:t>Router</w:t>
       </w:r>
+      <w:proofErr w:type="spellEnd"/>
       <w:r>
         <w:rPr>
           <w:rFonts w:ascii="Arial" w:hAnsi="Arial" w:cs="Arial"/>
@@ -6163,7 +6121,39 @@
                                   <w14:bevel/>
                                 </w14:textOutline>
                               </w:rPr>
-                              <w:t>.200.144  /30</w:t>
+                              <w:t>.200.</w:t>
+                            </w:r>
+                            <w:proofErr w:type="gramStart"/>
+                            <w:r>
+                              <w:rPr>
+                                <w:rFonts w:ascii="Arial" w:hAnsi="Arial" w:cs="Arial"/>
+                                <w:color w:val="FF0000"/>
+                                <w:lang w:val="es-ES"/>
+                                <w14:textOutline w14:w="9525" w14:cap="rnd" w14:cmpd="sng" w14:algn="ctr">
+                                  <w14:solidFill>
+                                    <w14:srgbClr w14:val="FF0000"/>
+                                  </w14:solidFill>
+                                  <w14:prstDash w14:val="solid"/>
+                                  <w14:bevel/>
+                                </w14:textOutline>
+                              </w:rPr>
+                              <w:t>144  /</w:t>
+                            </w:r>
+                            <w:proofErr w:type="gramEnd"/>
+                            <w:r>
+                              <w:rPr>
+                                <w:rFonts w:ascii="Arial" w:hAnsi="Arial" w:cs="Arial"/>
+                                <w:color w:val="FF0000"/>
+                                <w:lang w:val="es-ES"/>
+                                <w14:textOutline w14:w="9525" w14:cap="rnd" w14:cmpd="sng" w14:algn="ctr">
+                                  <w14:solidFill>
+                                    <w14:srgbClr w14:val="FF0000"/>
+                                  </w14:solidFill>
+                                  <w14:prstDash w14:val="solid"/>
+                                  <w14:bevel/>
+                                </w14:textOutline>
+                              </w:rPr>
+                              <w:t>30</w:t>
                             </w:r>
                           </w:p>
                         </w:txbxContent>
@@ -6702,7 +6692,47 @@
           <w:sz w:val="20"/>
           <w:szCs w:val="20"/>
         </w:rPr>
-        <w:t xml:space="preserve"> Tomar en cuenta una dirección extra para la interface del ruteador en la subredes de las interfaces </w:t>
+        <w:t xml:space="preserve"> Tomar en cuenta una dirección extra para la </w:t>
+      </w:r>
+      <w:proofErr w:type="gramStart"/>
+      <w:r>
+        <w:rPr>
+          <w:rFonts w:ascii="Arial" w:hAnsi="Arial" w:cs="Arial"/>
+          <w:spacing w:val="-1"/>
+          <w:sz w:val="20"/>
+          <w:szCs w:val="20"/>
+        </w:rPr>
+        <w:t>interface</w:t>
+      </w:r>
+      <w:proofErr w:type="gramEnd"/>
+      <w:r>
+        <w:rPr>
+          <w:rFonts w:ascii="Arial" w:hAnsi="Arial" w:cs="Arial"/>
+          <w:spacing w:val="-1"/>
+          <w:sz w:val="20"/>
+          <w:szCs w:val="20"/>
+        </w:rPr>
+        <w:t xml:space="preserve"> del ruteador en </w:t>
+      </w:r>
+      <w:proofErr w:type="gramStart"/>
+      <w:r>
+        <w:rPr>
+          <w:rFonts w:ascii="Arial" w:hAnsi="Arial" w:cs="Arial"/>
+          <w:spacing w:val="-1"/>
+          <w:sz w:val="20"/>
+          <w:szCs w:val="20"/>
+        </w:rPr>
+        <w:t>la subredes</w:t>
+      </w:r>
+      <w:proofErr w:type="gramEnd"/>
+      <w:r>
+        <w:rPr>
+          <w:rFonts w:ascii="Arial" w:hAnsi="Arial" w:cs="Arial"/>
+          <w:spacing w:val="-1"/>
+          <w:sz w:val="20"/>
+          <w:szCs w:val="20"/>
+        </w:rPr>
+        <w:t xml:space="preserve"> de las interfaces </w:t>
       </w:r>
       <w:r>
         <w:rPr>
@@ -6834,8 +6864,20 @@
                 <w:sz w:val="18"/>
                 <w:szCs w:val="18"/>
               </w:rPr>
-              <w:t>Total IPs</w:t>
-            </w:r>
+              <w:t xml:space="preserve">Total </w:t>
+            </w:r>
+            <w:proofErr w:type="spellStart"/>
+            <w:r>
+              <w:rPr>
+                <w:rFonts w:ascii="Arial" w:hAnsi="Arial" w:cs="Arial"/>
+                <w:b/>
+                <w:bCs/>
+                <w:sz w:val="18"/>
+                <w:szCs w:val="18"/>
+              </w:rPr>
+              <w:t>IPs</w:t>
+            </w:r>
+            <w:proofErr w:type="spellEnd"/>
           </w:p>
         </w:tc>
         <w:tc>
@@ -7129,7 +7171,6 @@
               <w:jc w:val="center"/>
               <w:rPr>
                 <w:rFonts w:ascii="Arial" w:hAnsi="Arial" w:cs="Arial"/>
-                <w:color w:val="FF0000"/>
                 <w:sz w:val="20"/>
                 <w:szCs w:val="20"/>
               </w:rPr>
@@ -7137,7 +7178,6 @@
             <w:r>
               <w:rPr>
                 <w:rFonts w:ascii="Arial" w:hAnsi="Arial" w:cs="Arial"/>
-                <w:color w:val="FF0000"/>
                 <w:sz w:val="20"/>
                 <w:szCs w:val="20"/>
               </w:rPr>
@@ -7146,7 +7186,6 @@
             <w:r>
               <w:rPr>
                 <w:rFonts w:ascii="Arial" w:hAnsi="Arial" w:cs="Arial"/>
-                <w:color w:val="FF0000"/>
                 <w:sz w:val="20"/>
                 <w:szCs w:val="20"/>
               </w:rPr>
@@ -7155,25 +7194,14 @@
             <w:r>
               <w:rPr>
                 <w:rFonts w:ascii="Arial" w:hAnsi="Arial" w:cs="Arial"/>
-                <w:color w:val="FF0000"/>
-                <w:sz w:val="20"/>
-                <w:szCs w:val="20"/>
-              </w:rPr>
-              <w:t xml:space="preserve"> - 2</w:t>
-            </w:r>
-            <w:r>
-              <w:rPr>
-                <w:rFonts w:ascii="Arial" w:hAnsi="Arial" w:cs="Arial"/>
-                <w:color w:val="FF0000"/>
-                <w:sz w:val="20"/>
-                <w:szCs w:val="20"/>
-              </w:rPr>
-              <w:t xml:space="preserve"> = </w:t>
-            </w:r>
-            <w:r>
-              <w:rPr>
-                <w:rFonts w:ascii="Arial" w:hAnsi="Arial" w:cs="Arial"/>
-                <w:color w:val="FF0000"/>
+                <w:sz w:val="20"/>
+                <w:szCs w:val="20"/>
+              </w:rPr>
+              <w:t xml:space="preserve"> - 2 = </w:t>
+            </w:r>
+            <w:r>
+              <w:rPr>
+                <w:rFonts w:ascii="Arial" w:hAnsi="Arial" w:cs="Arial"/>
                 <w:sz w:val="20"/>
                 <w:szCs w:val="20"/>
               </w:rPr>
@@ -7182,7 +7210,6 @@
             <w:r>
               <w:rPr>
                 <w:rFonts w:ascii="Arial" w:hAnsi="Arial" w:cs="Arial"/>
-                <w:color w:val="FF0000"/>
                 <w:sz w:val="20"/>
                 <w:szCs w:val="20"/>
               </w:rPr>
@@ -7194,7 +7221,6 @@
               <w:jc w:val="center"/>
               <w:rPr>
                 <w:rFonts w:ascii="Arial" w:hAnsi="Arial" w:cs="Arial"/>
-                <w:color w:val="FF0000"/>
                 <w:sz w:val="20"/>
                 <w:szCs w:val="20"/>
               </w:rPr>
@@ -7202,7 +7228,6 @@
             <w:r>
               <w:rPr>
                 <w:rFonts w:ascii="Arial" w:hAnsi="Arial" w:cs="Arial"/>
-                <w:color w:val="FF0000"/>
                 <w:sz w:val="20"/>
                 <w:szCs w:val="20"/>
               </w:rPr>
@@ -7211,7 +7236,6 @@
             <w:r>
               <w:rPr>
                 <w:rFonts w:ascii="Arial" w:hAnsi="Arial" w:cs="Arial"/>
-                <w:color w:val="FF0000"/>
                 <w:sz w:val="20"/>
                 <w:szCs w:val="20"/>
               </w:rPr>
@@ -7220,7 +7244,6 @@
             <w:r>
               <w:rPr>
                 <w:rFonts w:ascii="Arial" w:hAnsi="Arial" w:cs="Arial"/>
-                <w:color w:val="FF0000"/>
                 <w:sz w:val="20"/>
                 <w:szCs w:val="20"/>
               </w:rPr>
@@ -7232,7 +7255,6 @@
               <w:jc w:val="center"/>
               <w:rPr>
                 <w:rFonts w:ascii="Arial" w:hAnsi="Arial" w:cs="Arial"/>
-                <w:color w:val="FF0000"/>
                 <w:sz w:val="20"/>
                 <w:szCs w:val="20"/>
               </w:rPr>
@@ -7240,7 +7262,6 @@
             <w:r>
               <w:rPr>
                 <w:rFonts w:ascii="Arial" w:hAnsi="Arial" w:cs="Arial"/>
-                <w:color w:val="FF0000"/>
                 <w:sz w:val="20"/>
                 <w:szCs w:val="20"/>
               </w:rPr>
@@ -7260,7 +7281,6 @@
                 <w:rFonts w:ascii="Arial" w:hAnsi="Arial" w:cs="Arial"/>
                 <w:b/>
                 <w:bCs/>
-                <w:color w:val="FF0000"/>
                 <w:sz w:val="20"/>
                 <w:szCs w:val="20"/>
               </w:rPr>
@@ -7270,7 +7290,6 @@
                 <w:rFonts w:ascii="Arial" w:hAnsi="Arial" w:cs="Arial"/>
                 <w:b/>
                 <w:bCs/>
-                <w:color w:val="FF0000"/>
                 <w:sz w:val="20"/>
                 <w:szCs w:val="20"/>
               </w:rPr>
@@ -7281,7 +7300,6 @@
                 <w:rFonts w:ascii="Arial" w:hAnsi="Arial" w:cs="Arial"/>
                 <w:b/>
                 <w:bCs/>
-                <w:color w:val="FF0000"/>
                 <w:sz w:val="20"/>
                 <w:szCs w:val="20"/>
               </w:rPr>
@@ -7301,7 +7319,6 @@
                 <w:rFonts w:ascii="Arial" w:hAnsi="Arial" w:cs="Arial"/>
                 <w:b/>
                 <w:bCs/>
-                <w:color w:val="FF0000"/>
                 <w:sz w:val="20"/>
                 <w:szCs w:val="20"/>
               </w:rPr>
@@ -7311,7 +7328,6 @@
                 <w:rFonts w:ascii="Arial" w:hAnsi="Arial" w:cs="Arial"/>
                 <w:b/>
                 <w:bCs/>
-                <w:color w:val="FF0000"/>
                 <w:sz w:val="20"/>
                 <w:szCs w:val="20"/>
               </w:rPr>
@@ -7322,7 +7338,6 @@
                 <w:rFonts w:ascii="Arial" w:hAnsi="Arial" w:cs="Arial"/>
                 <w:b/>
                 <w:bCs/>
-                <w:color w:val="FF0000"/>
                 <w:sz w:val="20"/>
                 <w:szCs w:val="20"/>
               </w:rPr>
@@ -7333,7 +7348,6 @@
                 <w:rFonts w:ascii="Arial" w:hAnsi="Arial" w:cs="Arial"/>
                 <w:b/>
                 <w:bCs/>
-                <w:color w:val="FF0000"/>
                 <w:sz w:val="20"/>
                 <w:szCs w:val="20"/>
               </w:rPr>
@@ -7344,7 +7358,6 @@
                 <w:rFonts w:ascii="Arial" w:hAnsi="Arial" w:cs="Arial"/>
                 <w:b/>
                 <w:bCs/>
-                <w:color w:val="FF0000"/>
                 <w:sz w:val="20"/>
                 <w:szCs w:val="20"/>
               </w:rPr>
@@ -7646,7 +7659,6 @@
               <w:jc w:val="center"/>
               <w:rPr>
                 <w:rFonts w:ascii="Arial" w:hAnsi="Arial" w:cs="Arial"/>
-                <w:color w:val="FF0000"/>
                 <w:sz w:val="20"/>
                 <w:szCs w:val="20"/>
               </w:rPr>
@@ -7654,38 +7666,10 @@
             <w:r>
               <w:rPr>
                 <w:rFonts w:ascii="Arial" w:hAnsi="Arial" w:cs="Arial"/>
-                <w:color w:val="FF0000"/>
-                <w:sz w:val="20"/>
-                <w:szCs w:val="20"/>
-              </w:rPr>
-              <w:t xml:space="preserve">2 a la </w:t>
-            </w:r>
-            <w:r>
-              <w:rPr>
-                <w:rFonts w:ascii="Arial" w:hAnsi="Arial" w:cs="Arial"/>
-                <w:color w:val="FF0000"/>
-                <w:sz w:val="20"/>
-                <w:szCs w:val="20"/>
-              </w:rPr>
-              <w:t>13 - 2</w:t>
-            </w:r>
-            <w:r>
-              <w:rPr>
-                <w:rFonts w:ascii="Arial" w:hAnsi="Arial" w:cs="Arial"/>
-                <w:color w:val="FF0000"/>
-                <w:sz w:val="20"/>
-                <w:szCs w:val="20"/>
-              </w:rPr>
-              <w:t xml:space="preserve"> = </w:t>
-            </w:r>
-            <w:r>
-              <w:rPr>
-                <w:rFonts w:ascii="Arial" w:hAnsi="Arial" w:cs="Arial"/>
-                <w:color w:val="FF0000"/>
-                <w:sz w:val="20"/>
-                <w:szCs w:val="20"/>
-              </w:rPr>
-              <w:t>8190</w:t>
+                <w:sz w:val="20"/>
+                <w:szCs w:val="20"/>
+              </w:rPr>
+              <w:t>2 a la 13 - 2 = 8190</w:t>
             </w:r>
           </w:p>
           <w:p>
@@ -7693,7 +7677,6 @@
               <w:jc w:val="center"/>
               <w:rPr>
                 <w:rFonts w:ascii="Arial" w:hAnsi="Arial" w:cs="Arial"/>
-                <w:color w:val="FF0000"/>
                 <w:sz w:val="20"/>
                 <w:szCs w:val="20"/>
               </w:rPr>
@@ -7701,47 +7684,10 @@
             <w:r>
               <w:rPr>
                 <w:rFonts w:ascii="Arial" w:hAnsi="Arial" w:cs="Arial"/>
-                <w:color w:val="FF0000"/>
-                <w:sz w:val="20"/>
-                <w:szCs w:val="20"/>
-              </w:rPr>
-              <w:t>255.255.</w:t>
-            </w:r>
-            <w:r>
-              <w:rPr>
-                <w:rFonts w:ascii="Arial" w:hAnsi="Arial" w:cs="Arial"/>
-                <w:color w:val="FF0000"/>
-                <w:sz w:val="20"/>
-                <w:szCs w:val="20"/>
-              </w:rPr>
-              <w:t>11100000</w:t>
-            </w:r>
-            <w:r>
-              <w:rPr>
-                <w:rFonts w:ascii="Arial" w:hAnsi="Arial" w:cs="Arial"/>
-                <w:color w:val="FF0000"/>
-                <w:sz w:val="20"/>
-                <w:szCs w:val="20"/>
-              </w:rPr>
-              <w:t>.</w:t>
-            </w:r>
-            <w:r>
-              <w:rPr>
-                <w:rFonts w:ascii="Arial" w:hAnsi="Arial" w:cs="Arial"/>
-                <w:color w:val="FF0000"/>
-                <w:sz w:val="20"/>
-                <w:szCs w:val="20"/>
-              </w:rPr>
-              <w:t>000</w:t>
-            </w:r>
-            <w:r>
-              <w:rPr>
-                <w:rFonts w:ascii="Arial" w:hAnsi="Arial" w:cs="Arial"/>
-                <w:color w:val="FF0000"/>
-                <w:sz w:val="20"/>
-                <w:szCs w:val="20"/>
-              </w:rPr>
-              <w:t>00000</w:t>
+                <w:sz w:val="20"/>
+                <w:szCs w:val="20"/>
+              </w:rPr>
+              <w:t>255.255.11100000.00000000</w:t>
             </w:r>
           </w:p>
           <w:p>
@@ -7749,7 +7695,6 @@
               <w:jc w:val="center"/>
               <w:rPr>
                 <w:rFonts w:ascii="Arial" w:hAnsi="Arial" w:cs="Arial"/>
-                <w:color w:val="FF0000"/>
                 <w:sz w:val="20"/>
                 <w:szCs w:val="20"/>
               </w:rPr>
@@ -7757,7 +7702,6 @@
             <w:r>
               <w:rPr>
                 <w:rFonts w:ascii="Arial" w:hAnsi="Arial" w:cs="Arial"/>
-                <w:color w:val="FF0000"/>
                 <w:sz w:val="20"/>
                 <w:szCs w:val="20"/>
               </w:rPr>
@@ -7777,7 +7721,6 @@
                 <w:rFonts w:ascii="Arial" w:hAnsi="Arial" w:cs="Arial"/>
                 <w:b/>
                 <w:bCs/>
-                <w:color w:val="FF0000"/>
                 <w:sz w:val="20"/>
                 <w:szCs w:val="20"/>
               </w:rPr>
@@ -7787,7 +7730,6 @@
                 <w:rFonts w:ascii="Arial" w:hAnsi="Arial" w:cs="Arial"/>
                 <w:b/>
                 <w:bCs/>
-                <w:color w:val="FF0000"/>
                 <w:sz w:val="20"/>
                 <w:szCs w:val="20"/>
               </w:rPr>
@@ -7798,7 +7740,6 @@
                 <w:rFonts w:ascii="Arial" w:hAnsi="Arial" w:cs="Arial"/>
                 <w:b/>
                 <w:bCs/>
-                <w:color w:val="FF0000"/>
                 <w:sz w:val="20"/>
                 <w:szCs w:val="20"/>
               </w:rPr>
@@ -7818,7 +7759,6 @@
                 <w:rFonts w:ascii="Arial" w:hAnsi="Arial" w:cs="Arial"/>
                 <w:b/>
                 <w:bCs/>
-                <w:color w:val="FF0000"/>
                 <w:sz w:val="20"/>
                 <w:szCs w:val="20"/>
               </w:rPr>
@@ -7828,7 +7768,6 @@
                 <w:rFonts w:ascii="Arial" w:hAnsi="Arial" w:cs="Arial"/>
                 <w:b/>
                 <w:bCs/>
-                <w:color w:val="FF0000"/>
                 <w:sz w:val="20"/>
                 <w:szCs w:val="20"/>
               </w:rPr>
@@ -7839,7 +7778,6 @@
                 <w:rFonts w:ascii="Arial" w:hAnsi="Arial" w:cs="Arial"/>
                 <w:b/>
                 <w:bCs/>
-                <w:color w:val="FF0000"/>
                 <w:sz w:val="20"/>
                 <w:szCs w:val="20"/>
               </w:rPr>
@@ -8102,7 +8040,6 @@
               <w:jc w:val="center"/>
               <w:rPr>
                 <w:rFonts w:ascii="Arial" w:hAnsi="Arial" w:cs="Arial"/>
-                <w:color w:val="FF0000"/>
                 <w:sz w:val="20"/>
                 <w:szCs w:val="20"/>
               </w:rPr>
@@ -8110,7 +8047,6 @@
             <w:r>
               <w:rPr>
                 <w:rFonts w:ascii="Arial" w:hAnsi="Arial" w:cs="Arial"/>
-                <w:color w:val="FF0000"/>
                 <w:sz w:val="20"/>
                 <w:szCs w:val="20"/>
               </w:rPr>
@@ -8119,7 +8055,6 @@
             <w:r>
               <w:rPr>
                 <w:rFonts w:ascii="Arial" w:hAnsi="Arial" w:cs="Arial"/>
-                <w:color w:val="FF0000"/>
                 <w:sz w:val="20"/>
                 <w:szCs w:val="20"/>
               </w:rPr>
@@ -8128,34 +8063,14 @@
             <w:r>
               <w:rPr>
                 <w:rFonts w:ascii="Arial" w:hAnsi="Arial" w:cs="Arial"/>
-                <w:color w:val="FF0000"/>
-                <w:sz w:val="20"/>
-                <w:szCs w:val="20"/>
-              </w:rPr>
-              <w:t xml:space="preserve"> </w:t>
-            </w:r>
-            <w:r>
-              <w:rPr>
-                <w:rFonts w:ascii="Arial" w:hAnsi="Arial" w:cs="Arial"/>
-                <w:color w:val="FF0000"/>
-                <w:sz w:val="20"/>
-                <w:szCs w:val="20"/>
-              </w:rPr>
-              <w:t>- 2</w:t>
-            </w:r>
-            <w:r>
-              <w:rPr>
-                <w:rFonts w:ascii="Arial" w:hAnsi="Arial" w:cs="Arial"/>
-                <w:color w:val="FF0000"/>
-                <w:sz w:val="20"/>
-                <w:szCs w:val="20"/>
-              </w:rPr>
-              <w:t xml:space="preserve">= </w:t>
-            </w:r>
-            <w:r>
-              <w:rPr>
-                <w:rFonts w:ascii="Arial" w:hAnsi="Arial" w:cs="Arial"/>
-                <w:color w:val="FF0000"/>
+                <w:sz w:val="20"/>
+                <w:szCs w:val="20"/>
+              </w:rPr>
+              <w:t xml:space="preserve"> - 2= </w:t>
+            </w:r>
+            <w:r>
+              <w:rPr>
+                <w:rFonts w:ascii="Arial" w:hAnsi="Arial" w:cs="Arial"/>
                 <w:sz w:val="20"/>
                 <w:szCs w:val="20"/>
               </w:rPr>
@@ -8167,7 +8082,6 @@
               <w:jc w:val="center"/>
               <w:rPr>
                 <w:rFonts w:ascii="Arial" w:hAnsi="Arial" w:cs="Arial"/>
-                <w:color w:val="FF0000"/>
                 <w:sz w:val="20"/>
                 <w:szCs w:val="20"/>
               </w:rPr>
@@ -8175,7 +8089,6 @@
             <w:r>
               <w:rPr>
                 <w:rFonts w:ascii="Arial" w:hAnsi="Arial" w:cs="Arial"/>
-                <w:color w:val="FF0000"/>
                 <w:sz w:val="20"/>
                 <w:szCs w:val="20"/>
               </w:rPr>
@@ -8184,7 +8097,6 @@
             <w:r>
               <w:rPr>
                 <w:rFonts w:ascii="Arial" w:hAnsi="Arial" w:cs="Arial"/>
-                <w:color w:val="FF0000"/>
                 <w:sz w:val="20"/>
                 <w:szCs w:val="20"/>
               </w:rPr>
@@ -8193,7 +8105,6 @@
             <w:r>
               <w:rPr>
                 <w:rFonts w:ascii="Arial" w:hAnsi="Arial" w:cs="Arial"/>
-                <w:color w:val="FF0000"/>
                 <w:sz w:val="20"/>
                 <w:szCs w:val="20"/>
               </w:rPr>
@@ -8202,7 +8113,6 @@
             <w:r>
               <w:rPr>
                 <w:rFonts w:ascii="Arial" w:hAnsi="Arial" w:cs="Arial"/>
-                <w:color w:val="FF0000"/>
                 <w:sz w:val="20"/>
                 <w:szCs w:val="20"/>
               </w:rPr>
@@ -8211,20 +8121,10 @@
             <w:r>
               <w:rPr>
                 <w:rFonts w:ascii="Arial" w:hAnsi="Arial" w:cs="Arial"/>
-                <w:color w:val="FF0000"/>
-                <w:sz w:val="20"/>
-                <w:szCs w:val="20"/>
-              </w:rPr>
-              <w:t>0</w:t>
-            </w:r>
-            <w:r>
-              <w:rPr>
-                <w:rFonts w:ascii="Arial" w:hAnsi="Arial" w:cs="Arial"/>
-                <w:color w:val="FF0000"/>
-                <w:sz w:val="20"/>
-                <w:szCs w:val="20"/>
-              </w:rPr>
-              <w:t>000</w:t>
+                <w:sz w:val="20"/>
+                <w:szCs w:val="20"/>
+              </w:rPr>
+              <w:t>0000</w:t>
             </w:r>
           </w:p>
           <w:p>
@@ -8232,7 +8132,6 @@
               <w:jc w:val="center"/>
               <w:rPr>
                 <w:rFonts w:ascii="Arial" w:hAnsi="Arial" w:cs="Arial"/>
-                <w:color w:val="FF0000"/>
                 <w:sz w:val="20"/>
                 <w:szCs w:val="20"/>
               </w:rPr>
@@ -8240,7 +8139,6 @@
             <w:r>
               <w:rPr>
                 <w:rFonts w:ascii="Arial" w:hAnsi="Arial" w:cs="Arial"/>
-                <w:color w:val="FF0000"/>
                 <w:sz w:val="20"/>
                 <w:szCs w:val="20"/>
               </w:rPr>
@@ -8260,7 +8158,6 @@
                 <w:rFonts w:ascii="Arial" w:hAnsi="Arial" w:cs="Arial"/>
                 <w:b/>
                 <w:bCs/>
-                <w:color w:val="FF0000"/>
                 <w:sz w:val="20"/>
                 <w:szCs w:val="20"/>
               </w:rPr>
@@ -8270,29 +8167,16 @@
                 <w:rFonts w:ascii="Arial" w:hAnsi="Arial" w:cs="Arial"/>
                 <w:b/>
                 <w:bCs/>
-                <w:color w:val="FF0000"/>
-                <w:sz w:val="20"/>
-                <w:szCs w:val="20"/>
-              </w:rPr>
-              <w:t>/</w:t>
-            </w:r>
-            <w:r>
-              <w:rPr>
-                <w:rFonts w:ascii="Arial" w:hAnsi="Arial" w:cs="Arial"/>
-                <w:b/>
-                <w:bCs/>
-                <w:color w:val="FF0000"/>
-                <w:sz w:val="20"/>
-                <w:szCs w:val="20"/>
-              </w:rPr>
-              <w:t>2</w:t>
-            </w:r>
-            <w:r>
-              <w:rPr>
-                <w:rFonts w:ascii="Arial" w:hAnsi="Arial" w:cs="Arial"/>
-                <w:b/>
-                <w:bCs/>
-                <w:color w:val="FF0000"/>
+                <w:sz w:val="20"/>
+                <w:szCs w:val="20"/>
+              </w:rPr>
+              <w:t>/2</w:t>
+            </w:r>
+            <w:r>
+              <w:rPr>
+                <w:rFonts w:ascii="Arial" w:hAnsi="Arial" w:cs="Arial"/>
+                <w:b/>
+                <w:bCs/>
                 <w:sz w:val="20"/>
                 <w:szCs w:val="20"/>
               </w:rPr>
@@ -8312,7 +8196,6 @@
                 <w:rFonts w:ascii="Arial" w:hAnsi="Arial" w:cs="Arial"/>
                 <w:b/>
                 <w:bCs/>
-                <w:color w:val="FF0000"/>
                 <w:sz w:val="20"/>
                 <w:szCs w:val="20"/>
               </w:rPr>
@@ -8322,7 +8205,6 @@
                 <w:rFonts w:ascii="Arial" w:hAnsi="Arial" w:cs="Arial"/>
                 <w:b/>
                 <w:bCs/>
-                <w:color w:val="FF0000"/>
                 <w:sz w:val="20"/>
                 <w:szCs w:val="20"/>
               </w:rPr>
@@ -8333,7 +8215,6 @@
                 <w:rFonts w:ascii="Arial" w:hAnsi="Arial" w:cs="Arial"/>
                 <w:b/>
                 <w:bCs/>
-                <w:color w:val="FF0000"/>
                 <w:sz w:val="20"/>
                 <w:szCs w:val="20"/>
               </w:rPr>
@@ -8344,7 +8225,6 @@
                 <w:rFonts w:ascii="Arial" w:hAnsi="Arial" w:cs="Arial"/>
                 <w:b/>
                 <w:bCs/>
-                <w:color w:val="FF0000"/>
                 <w:sz w:val="20"/>
                 <w:szCs w:val="20"/>
               </w:rPr>
@@ -8355,7 +8235,6 @@
                 <w:rFonts w:ascii="Arial" w:hAnsi="Arial" w:cs="Arial"/>
                 <w:b/>
                 <w:bCs/>
-                <w:color w:val="FF0000"/>
                 <w:sz w:val="20"/>
                 <w:szCs w:val="20"/>
               </w:rPr>
@@ -8642,7 +8521,6 @@
               <w:jc w:val="center"/>
               <w:rPr>
                 <w:rFonts w:ascii="Arial" w:hAnsi="Arial" w:cs="Arial"/>
-                <w:color w:val="FF0000"/>
                 <w:sz w:val="20"/>
                 <w:szCs w:val="20"/>
               </w:rPr>
@@ -8650,38 +8528,10 @@
             <w:r>
               <w:rPr>
                 <w:rFonts w:ascii="Arial" w:hAnsi="Arial" w:cs="Arial"/>
-                <w:color w:val="FF0000"/>
-                <w:sz w:val="20"/>
-                <w:szCs w:val="20"/>
-              </w:rPr>
-              <w:t xml:space="preserve">2 a la </w:t>
-            </w:r>
-            <w:r>
-              <w:rPr>
-                <w:rFonts w:ascii="Arial" w:hAnsi="Arial" w:cs="Arial"/>
-                <w:color w:val="FF0000"/>
-                <w:sz w:val="20"/>
-                <w:szCs w:val="20"/>
-              </w:rPr>
-              <w:t>11</w:t>
-            </w:r>
-            <w:r>
-              <w:rPr>
-                <w:rFonts w:ascii="Arial" w:hAnsi="Arial" w:cs="Arial"/>
-                <w:color w:val="FF0000"/>
-                <w:sz w:val="20"/>
-                <w:szCs w:val="20"/>
-              </w:rPr>
-              <w:t xml:space="preserve"> – 2 = </w:t>
-            </w:r>
-            <w:r>
-              <w:rPr>
-                <w:rFonts w:ascii="Arial" w:hAnsi="Arial" w:cs="Arial"/>
-                <w:color w:val="FF0000"/>
-                <w:sz w:val="20"/>
-                <w:szCs w:val="20"/>
-              </w:rPr>
-              <w:t>2046</w:t>
+                <w:sz w:val="20"/>
+                <w:szCs w:val="20"/>
+              </w:rPr>
+              <w:t>2 a la 11 – 2 = 2046</w:t>
             </w:r>
           </w:p>
           <w:p>
@@ -8689,7 +8539,6 @@
               <w:jc w:val="center"/>
               <w:rPr>
                 <w:rFonts w:ascii="Arial" w:hAnsi="Arial" w:cs="Arial"/>
-                <w:color w:val="FF0000"/>
                 <w:sz w:val="20"/>
                 <w:szCs w:val="20"/>
               </w:rPr>
@@ -8697,47 +8546,10 @@
             <w:r>
               <w:rPr>
                 <w:rFonts w:ascii="Arial" w:hAnsi="Arial" w:cs="Arial"/>
-                <w:color w:val="FF0000"/>
-                <w:sz w:val="20"/>
-                <w:szCs w:val="20"/>
-              </w:rPr>
-              <w:t>255.255 .</w:t>
-            </w:r>
-            <w:r>
-              <w:rPr>
-                <w:rFonts w:ascii="Arial" w:hAnsi="Arial" w:cs="Arial"/>
-                <w:color w:val="FF0000"/>
-                <w:sz w:val="20"/>
-                <w:szCs w:val="20"/>
-              </w:rPr>
-              <w:t>11111000</w:t>
-            </w:r>
-            <w:r>
-              <w:rPr>
-                <w:rFonts w:ascii="Arial" w:hAnsi="Arial" w:cs="Arial"/>
-                <w:color w:val="FF0000"/>
-                <w:sz w:val="20"/>
-                <w:szCs w:val="20"/>
-              </w:rPr>
-              <w:t>.</w:t>
-            </w:r>
-            <w:r>
-              <w:rPr>
-                <w:rFonts w:ascii="Arial" w:hAnsi="Arial" w:cs="Arial"/>
-                <w:color w:val="FF0000"/>
-                <w:sz w:val="20"/>
-                <w:szCs w:val="20"/>
-              </w:rPr>
-              <w:t>000</w:t>
-            </w:r>
-            <w:r>
-              <w:rPr>
-                <w:rFonts w:ascii="Arial" w:hAnsi="Arial" w:cs="Arial"/>
-                <w:color w:val="FF0000"/>
-                <w:sz w:val="20"/>
-                <w:szCs w:val="20"/>
-              </w:rPr>
-              <w:t>00000</w:t>
+                <w:sz w:val="20"/>
+                <w:szCs w:val="20"/>
+              </w:rPr>
+              <w:t>255.255 .11111000.00000000</w:t>
             </w:r>
           </w:p>
           <w:p>
@@ -8745,7 +8557,6 @@
               <w:jc w:val="center"/>
               <w:rPr>
                 <w:rFonts w:ascii="Arial" w:hAnsi="Arial" w:cs="Arial"/>
-                <w:color w:val="FF0000"/>
                 <w:sz w:val="20"/>
                 <w:szCs w:val="20"/>
               </w:rPr>
@@ -8753,7 +8564,6 @@
             <w:r>
               <w:rPr>
                 <w:rFonts w:ascii="Arial" w:hAnsi="Arial" w:cs="Arial"/>
-                <w:color w:val="FF0000"/>
                 <w:sz w:val="20"/>
                 <w:szCs w:val="20"/>
               </w:rPr>
@@ -8773,7 +8583,6 @@
                 <w:rFonts w:ascii="Arial" w:hAnsi="Arial" w:cs="Arial"/>
                 <w:b/>
                 <w:bCs/>
-                <w:color w:val="FF0000"/>
                 <w:sz w:val="20"/>
                 <w:szCs w:val="20"/>
               </w:rPr>
@@ -8783,7 +8592,6 @@
                 <w:rFonts w:ascii="Arial" w:hAnsi="Arial" w:cs="Arial"/>
                 <w:b/>
                 <w:bCs/>
-                <w:color w:val="FF0000"/>
                 <w:sz w:val="20"/>
                 <w:szCs w:val="20"/>
               </w:rPr>
@@ -8794,7 +8602,6 @@
                 <w:rFonts w:ascii="Arial" w:hAnsi="Arial" w:cs="Arial"/>
                 <w:b/>
                 <w:bCs/>
-                <w:color w:val="FF0000"/>
                 <w:sz w:val="20"/>
                 <w:szCs w:val="20"/>
               </w:rPr>
@@ -8814,7 +8621,6 @@
                 <w:rFonts w:ascii="Arial" w:hAnsi="Arial" w:cs="Arial"/>
                 <w:b/>
                 <w:bCs/>
-                <w:color w:val="FF0000"/>
                 <w:sz w:val="20"/>
                 <w:szCs w:val="20"/>
               </w:rPr>
@@ -8824,7 +8630,6 @@
                 <w:rFonts w:ascii="Arial" w:hAnsi="Arial" w:cs="Arial"/>
                 <w:b/>
                 <w:bCs/>
-                <w:color w:val="FF0000"/>
                 <w:sz w:val="20"/>
                 <w:szCs w:val="20"/>
               </w:rPr>
@@ -8835,7 +8640,6 @@
                 <w:rFonts w:ascii="Arial" w:hAnsi="Arial" w:cs="Arial"/>
                 <w:b/>
                 <w:bCs/>
-                <w:color w:val="FF0000"/>
                 <w:sz w:val="20"/>
                 <w:szCs w:val="20"/>
               </w:rPr>
@@ -8846,7 +8650,6 @@
                 <w:rFonts w:ascii="Arial" w:hAnsi="Arial" w:cs="Arial"/>
                 <w:b/>
                 <w:bCs/>
-                <w:color w:val="FF0000"/>
                 <w:sz w:val="20"/>
                 <w:szCs w:val="20"/>
               </w:rPr>
@@ -9094,7 +8897,6 @@
               <w:jc w:val="center"/>
               <w:rPr>
                 <w:rFonts w:ascii="Arial" w:hAnsi="Arial" w:cs="Arial"/>
-                <w:color w:val="FF0000"/>
                 <w:sz w:val="20"/>
                 <w:szCs w:val="20"/>
               </w:rPr>
@@ -9102,38 +8904,10 @@
             <w:r>
               <w:rPr>
                 <w:rFonts w:ascii="Arial" w:hAnsi="Arial" w:cs="Arial"/>
-                <w:color w:val="FF0000"/>
-                <w:sz w:val="20"/>
-                <w:szCs w:val="20"/>
-              </w:rPr>
-              <w:t xml:space="preserve">2 a la </w:t>
-            </w:r>
-            <w:r>
-              <w:rPr>
-                <w:rFonts w:ascii="Arial" w:hAnsi="Arial" w:cs="Arial"/>
-                <w:color w:val="FF0000"/>
-                <w:sz w:val="20"/>
-                <w:szCs w:val="20"/>
-              </w:rPr>
-              <w:t>11</w:t>
-            </w:r>
-            <w:r>
-              <w:rPr>
-                <w:rFonts w:ascii="Arial" w:hAnsi="Arial" w:cs="Arial"/>
-                <w:color w:val="FF0000"/>
-                <w:sz w:val="20"/>
-                <w:szCs w:val="20"/>
-              </w:rPr>
-              <w:t xml:space="preserve"> – 2 = </w:t>
-            </w:r>
-            <w:r>
-              <w:rPr>
-                <w:rFonts w:ascii="Arial" w:hAnsi="Arial" w:cs="Arial"/>
-                <w:color w:val="FF0000"/>
-                <w:sz w:val="20"/>
-                <w:szCs w:val="20"/>
-              </w:rPr>
-              <w:t>2046</w:t>
+                <w:sz w:val="20"/>
+                <w:szCs w:val="20"/>
+              </w:rPr>
+              <w:t>2 a la 11 – 2 = 2046</w:t>
             </w:r>
           </w:p>
           <w:p>
@@ -9141,7 +8915,6 @@
               <w:jc w:val="center"/>
               <w:rPr>
                 <w:rFonts w:ascii="Arial" w:hAnsi="Arial" w:cs="Arial"/>
-                <w:color w:val="FF0000"/>
                 <w:sz w:val="20"/>
                 <w:szCs w:val="20"/>
               </w:rPr>
@@ -9149,47 +8922,10 @@
             <w:r>
               <w:rPr>
                 <w:rFonts w:ascii="Arial" w:hAnsi="Arial" w:cs="Arial"/>
-                <w:color w:val="FF0000"/>
-                <w:sz w:val="20"/>
-                <w:szCs w:val="20"/>
-              </w:rPr>
-              <w:t>255.255 .</w:t>
-            </w:r>
-            <w:r>
-              <w:rPr>
-                <w:rFonts w:ascii="Arial" w:hAnsi="Arial" w:cs="Arial"/>
-                <w:color w:val="FF0000"/>
-                <w:sz w:val="20"/>
-                <w:szCs w:val="20"/>
-              </w:rPr>
-              <w:t>11111000</w:t>
-            </w:r>
-            <w:r>
-              <w:rPr>
-                <w:rFonts w:ascii="Arial" w:hAnsi="Arial" w:cs="Arial"/>
-                <w:color w:val="FF0000"/>
-                <w:sz w:val="20"/>
-                <w:szCs w:val="20"/>
-              </w:rPr>
-              <w:t>.</w:t>
-            </w:r>
-            <w:r>
-              <w:rPr>
-                <w:rFonts w:ascii="Arial" w:hAnsi="Arial" w:cs="Arial"/>
-                <w:color w:val="FF0000"/>
-                <w:sz w:val="20"/>
-                <w:szCs w:val="20"/>
-              </w:rPr>
-              <w:t>000</w:t>
-            </w:r>
-            <w:r>
-              <w:rPr>
-                <w:rFonts w:ascii="Arial" w:hAnsi="Arial" w:cs="Arial"/>
-                <w:color w:val="FF0000"/>
-                <w:sz w:val="20"/>
-                <w:szCs w:val="20"/>
-              </w:rPr>
-              <w:t>00000</w:t>
+                <w:sz w:val="20"/>
+                <w:szCs w:val="20"/>
+              </w:rPr>
+              <w:t>255.255 .11111000.00000000</w:t>
             </w:r>
           </w:p>
           <w:p>
@@ -9197,7 +8933,6 @@
               <w:jc w:val="center"/>
               <w:rPr>
                 <w:rFonts w:ascii="Arial" w:hAnsi="Arial" w:cs="Arial"/>
-                <w:color w:val="FF0000"/>
                 <w:sz w:val="20"/>
                 <w:szCs w:val="20"/>
               </w:rPr>
@@ -9205,7 +8940,6 @@
             <w:r>
               <w:rPr>
                 <w:rFonts w:ascii="Arial" w:hAnsi="Arial" w:cs="Arial"/>
-                <w:color w:val="FF0000"/>
                 <w:sz w:val="20"/>
                 <w:szCs w:val="20"/>
               </w:rPr>
@@ -9225,7 +8959,6 @@
                 <w:rFonts w:ascii="Arial" w:hAnsi="Arial" w:cs="Arial"/>
                 <w:b/>
                 <w:bCs/>
-                <w:color w:val="FF0000"/>
                 <w:sz w:val="20"/>
                 <w:szCs w:val="20"/>
               </w:rPr>
@@ -9235,22 +8968,10 @@
                 <w:rFonts w:ascii="Arial" w:hAnsi="Arial" w:cs="Arial"/>
                 <w:b/>
                 <w:bCs/>
-                <w:color w:val="FF0000"/>
-                <w:sz w:val="20"/>
-                <w:szCs w:val="20"/>
-              </w:rPr>
-              <w:t>/</w:t>
-            </w:r>
-            <w:r>
-              <w:rPr>
-                <w:rFonts w:ascii="Arial" w:hAnsi="Arial" w:cs="Arial"/>
-                <w:b/>
-                <w:bCs/>
-                <w:color w:val="FF0000"/>
-                <w:sz w:val="20"/>
-                <w:szCs w:val="20"/>
-              </w:rPr>
-              <w:t>21</w:t>
+                <w:sz w:val="20"/>
+                <w:szCs w:val="20"/>
+              </w:rPr>
+              <w:t>/21</w:t>
             </w:r>
           </w:p>
         </w:tc>
@@ -9266,7 +8987,6 @@
                 <w:rFonts w:ascii="Arial" w:hAnsi="Arial" w:cs="Arial"/>
                 <w:b/>
                 <w:bCs/>
-                <w:color w:val="FF0000"/>
                 <w:sz w:val="20"/>
                 <w:szCs w:val="20"/>
               </w:rPr>
@@ -9276,7 +8996,6 @@
                 <w:rFonts w:ascii="Arial" w:hAnsi="Arial" w:cs="Arial"/>
                 <w:b/>
                 <w:bCs/>
-                <w:color w:val="FF0000"/>
                 <w:sz w:val="20"/>
                 <w:szCs w:val="20"/>
               </w:rPr>
@@ -9287,7 +9006,6 @@
                 <w:rFonts w:ascii="Arial" w:hAnsi="Arial" w:cs="Arial"/>
                 <w:b/>
                 <w:bCs/>
-                <w:color w:val="FF0000"/>
                 <w:sz w:val="20"/>
                 <w:szCs w:val="20"/>
               </w:rPr>
@@ -9298,7 +9016,6 @@
                 <w:rFonts w:ascii="Arial" w:hAnsi="Arial" w:cs="Arial"/>
                 <w:b/>
                 <w:bCs/>
-                <w:color w:val="FF0000"/>
                 <w:sz w:val="20"/>
                 <w:szCs w:val="20"/>
               </w:rPr>
@@ -9309,7 +9026,6 @@
                 <w:rFonts w:ascii="Arial" w:hAnsi="Arial" w:cs="Arial"/>
                 <w:b/>
                 <w:bCs/>
-                <w:color w:val="FF0000"/>
                 <w:sz w:val="20"/>
                 <w:szCs w:val="20"/>
               </w:rPr>
@@ -9533,7 +9249,6 @@
               <w:jc w:val="center"/>
               <w:rPr>
                 <w:rFonts w:ascii="Arial" w:hAnsi="Arial" w:cs="Arial"/>
-                <w:color w:val="FF0000"/>
                 <w:sz w:val="20"/>
                 <w:szCs w:val="20"/>
               </w:rPr>
@@ -9541,7 +9256,6 @@
             <w:r>
               <w:rPr>
                 <w:rFonts w:ascii="Arial" w:hAnsi="Arial" w:cs="Arial"/>
-                <w:color w:val="FF0000"/>
                 <w:sz w:val="20"/>
                 <w:szCs w:val="20"/>
               </w:rPr>
@@ -9553,7 +9267,6 @@
               <w:jc w:val="center"/>
               <w:rPr>
                 <w:rFonts w:ascii="Arial" w:hAnsi="Arial" w:cs="Arial"/>
-                <w:color w:val="FF0000"/>
                 <w:sz w:val="20"/>
                 <w:szCs w:val="20"/>
               </w:rPr>
@@ -9561,7 +9274,6 @@
             <w:r>
               <w:rPr>
                 <w:rFonts w:ascii="Arial" w:hAnsi="Arial" w:cs="Arial"/>
-                <w:color w:val="FF0000"/>
                 <w:sz w:val="20"/>
                 <w:szCs w:val="20"/>
               </w:rPr>
@@ -9573,7 +9285,6 @@
               <w:jc w:val="center"/>
               <w:rPr>
                 <w:rFonts w:ascii="Arial" w:hAnsi="Arial" w:cs="Arial"/>
-                <w:color w:val="FF0000"/>
                 <w:sz w:val="20"/>
                 <w:szCs w:val="20"/>
               </w:rPr>
@@ -9581,7 +9292,6 @@
             <w:r>
               <w:rPr>
                 <w:rFonts w:ascii="Arial" w:hAnsi="Arial" w:cs="Arial"/>
-                <w:color w:val="FF0000"/>
                 <w:sz w:val="20"/>
                 <w:szCs w:val="20"/>
               </w:rPr>
@@ -9601,7 +9311,6 @@
                 <w:rFonts w:ascii="Arial" w:hAnsi="Arial" w:cs="Arial"/>
                 <w:b/>
                 <w:bCs/>
-                <w:color w:val="FF0000"/>
                 <w:sz w:val="20"/>
                 <w:szCs w:val="20"/>
               </w:rPr>
@@ -9611,7 +9320,6 @@
                 <w:rFonts w:ascii="Arial" w:hAnsi="Arial" w:cs="Arial"/>
                 <w:b/>
                 <w:bCs/>
-                <w:color w:val="FF0000"/>
                 <w:sz w:val="20"/>
                 <w:szCs w:val="20"/>
               </w:rPr>
@@ -9631,7 +9339,6 @@
                 <w:rFonts w:ascii="Arial" w:hAnsi="Arial" w:cs="Arial"/>
                 <w:b/>
                 <w:bCs/>
-                <w:color w:val="FF0000"/>
                 <w:sz w:val="20"/>
                 <w:szCs w:val="20"/>
               </w:rPr>
@@ -9641,7 +9348,6 @@
                 <w:rFonts w:ascii="Arial" w:hAnsi="Arial" w:cs="Arial"/>
                 <w:b/>
                 <w:bCs/>
-                <w:color w:val="FF0000"/>
                 <w:sz w:val="20"/>
                 <w:szCs w:val="20"/>
               </w:rPr>
@@ -9891,7 +9597,6 @@
               <w:jc w:val="center"/>
               <w:rPr>
                 <w:rFonts w:ascii="Arial" w:hAnsi="Arial" w:cs="Arial"/>
-                <w:color w:val="FF0000"/>
                 <w:sz w:val="20"/>
                 <w:szCs w:val="20"/>
               </w:rPr>
@@ -9899,7 +9604,6 @@
             <w:r>
               <w:rPr>
                 <w:rFonts w:ascii="Arial" w:hAnsi="Arial" w:cs="Arial"/>
-                <w:color w:val="FF0000"/>
                 <w:sz w:val="20"/>
                 <w:szCs w:val="20"/>
               </w:rPr>
@@ -9919,7 +9623,6 @@
                 <w:rFonts w:ascii="Arial" w:hAnsi="Arial" w:cs="Arial"/>
                 <w:b/>
                 <w:bCs/>
-                <w:color w:val="FF0000"/>
                 <w:sz w:val="20"/>
                 <w:szCs w:val="20"/>
               </w:rPr>
@@ -9929,7 +9632,6 @@
                 <w:rFonts w:ascii="Arial" w:hAnsi="Arial" w:cs="Arial"/>
                 <w:b/>
                 <w:bCs/>
-                <w:color w:val="FF0000"/>
                 <w:sz w:val="20"/>
                 <w:szCs w:val="20"/>
               </w:rPr>
@@ -9949,7 +9651,6 @@
                 <w:rFonts w:ascii="Arial" w:hAnsi="Arial" w:cs="Arial"/>
                 <w:b/>
                 <w:bCs/>
-                <w:color w:val="FF0000"/>
                 <w:sz w:val="20"/>
                 <w:szCs w:val="20"/>
               </w:rPr>
@@ -9959,7 +9660,6 @@
                 <w:rFonts w:ascii="Arial" w:hAnsi="Arial" w:cs="Arial"/>
                 <w:b/>
                 <w:bCs/>
-                <w:color w:val="FF0000"/>
                 <w:sz w:val="20"/>
                 <w:szCs w:val="20"/>
               </w:rPr>
@@ -10206,7 +9906,6 @@
               <w:jc w:val="center"/>
               <w:rPr>
                 <w:rFonts w:ascii="Arial" w:hAnsi="Arial" w:cs="Arial"/>
-                <w:color w:val="FF0000"/>
                 <w:sz w:val="20"/>
                 <w:szCs w:val="20"/>
               </w:rPr>
@@ -10214,7 +9913,6 @@
             <w:r>
               <w:rPr>
                 <w:rFonts w:ascii="Arial" w:hAnsi="Arial" w:cs="Arial"/>
-                <w:color w:val="FF0000"/>
                 <w:sz w:val="20"/>
                 <w:szCs w:val="20"/>
               </w:rPr>
@@ -10234,7 +9932,6 @@
                 <w:rFonts w:ascii="Arial" w:hAnsi="Arial" w:cs="Arial"/>
                 <w:b/>
                 <w:bCs/>
-                <w:color w:val="FF0000"/>
                 <w:sz w:val="20"/>
                 <w:szCs w:val="20"/>
               </w:rPr>
@@ -10244,7 +9941,6 @@
                 <w:rFonts w:ascii="Arial" w:hAnsi="Arial" w:cs="Arial"/>
                 <w:b/>
                 <w:bCs/>
-                <w:color w:val="FF0000"/>
                 <w:sz w:val="20"/>
                 <w:szCs w:val="20"/>
               </w:rPr>
@@ -10264,7 +9960,6 @@
                 <w:rFonts w:ascii="Arial" w:hAnsi="Arial" w:cs="Arial"/>
                 <w:b/>
                 <w:bCs/>
-                <w:color w:val="FF0000"/>
                 <w:sz w:val="20"/>
                 <w:szCs w:val="20"/>
               </w:rPr>
@@ -10274,7 +9969,6 @@
                 <w:rFonts w:ascii="Arial" w:hAnsi="Arial" w:cs="Arial"/>
                 <w:b/>
                 <w:bCs/>
-                <w:color w:val="FF0000"/>
                 <w:sz w:val="20"/>
                 <w:szCs w:val="20"/>
               </w:rPr>
@@ -10674,6 +10368,7 @@
                 <w:rFonts w:ascii="Arial" w:eastAsia="Arial" w:hAnsi="Arial" w:cs="Arial"/>
               </w:rPr>
             </w:pPr>
+            <w:proofErr w:type="spellStart"/>
             <w:r>
               <w:rPr>
                 <w:rFonts w:ascii="Arial" w:hAnsi="Arial" w:cs="Arial"/>
@@ -10681,6 +10376,7 @@
               </w:rPr>
               <w:t>Router</w:t>
             </w:r>
+            <w:proofErr w:type="spellEnd"/>
           </w:p>
         </w:tc>
         <w:tc>
@@ -10780,6 +10476,7 @@
                 <w:bCs/>
               </w:rPr>
             </w:pPr>
+            <w:proofErr w:type="spellStart"/>
             <w:r>
               <w:rPr>
                 <w:rFonts w:ascii="Arial" w:hAnsi="Arial" w:cs="Arial"/>
@@ -10788,6 +10485,7 @@
               </w:rPr>
               <w:t>RouterA</w:t>
             </w:r>
+            <w:proofErr w:type="spellEnd"/>
           </w:p>
         </w:tc>
         <w:tc>
@@ -11132,6 +10830,7 @@
                 <w:bCs/>
               </w:rPr>
             </w:pPr>
+            <w:proofErr w:type="spellStart"/>
             <w:r>
               <w:rPr>
                 <w:rFonts w:ascii="Arial" w:hAnsi="Arial" w:cs="Arial"/>
@@ -11141,6 +10840,7 @@
               </w:rPr>
               <w:t>RouterB</w:t>
             </w:r>
+            <w:proofErr w:type="spellEnd"/>
           </w:p>
         </w:tc>
         <w:tc>
@@ -11695,6 +11395,7 @@
                 <w:spacing w:val="-1"/>
               </w:rPr>
             </w:pPr>
+            <w:proofErr w:type="spellStart"/>
             <w:r>
               <w:rPr>
                 <w:rFonts w:ascii="Arial" w:hAnsi="Arial" w:cs="Arial"/>
@@ -11704,6 +11405,7 @@
               </w:rPr>
               <w:t>RouterC</w:t>
             </w:r>
+            <w:proofErr w:type="spellEnd"/>
           </w:p>
         </w:tc>
         <w:tc>
@@ -12257,6 +11959,7 @@
                 <w:spacing w:val="-1"/>
               </w:rPr>
             </w:pPr>
+            <w:proofErr w:type="spellStart"/>
             <w:r>
               <w:rPr>
                 <w:rFonts w:ascii="Arial" w:hAnsi="Arial" w:cs="Arial"/>
@@ -12266,6 +11969,7 @@
               </w:rPr>
               <w:t>RouterD</w:t>
             </w:r>
+            <w:proofErr w:type="spellEnd"/>
           </w:p>
         </w:tc>
         <w:tc>
@@ -14067,28 +13771,9 @@
           </mc:Choice>
           <mc:Fallback>
             <w:pict>
-              <v:group w14:anchorId="516C1B60" id="Group 4349" o:spid="_x0000_s1026" style="width:714.8pt;height:378.8pt;mso-position-horizontal-relative:char;mso-position-vertical-relative:line" coordsize="9237,5057" o:gfxdata="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">
-                <v:shapetype id="_x0000_t75" coordsize="21600,21600" o:spt="75" o:preferrelative="t" path="m@4@5l@4@11@9@11@9@5xe" filled="f" stroked="f">
-                  <v:stroke joinstyle="miter"/>
-                  <v:formulas>
-                    <v:f eqn="if lineDrawn pixelLineWidth 0"/>
-                    <v:f eqn="sum @0 1 0"/>
-                    <v:f eqn="sum 0 0 @1"/>
-                    <v:f eqn="prod @2 1 2"/>
-                    <v:f eqn="prod @3 21600 pixelWidth"/>
-                    <v:f eqn="prod @3 21600 pixelHeight"/>
-                    <v:f eqn="sum @0 0 1"/>
-                    <v:f eqn="prod @6 1 2"/>
-                    <v:f eqn="prod @7 21600 pixelWidth"/>
-                    <v:f eqn="sum @8 21600 0"/>
-                    <v:f eqn="prod @7 21600 pixelHeight"/>
-                    <v:f eqn="sum @10 21600 0"/>
-                  </v:formulas>
-                  <v:path o:extrusionok="f" gradientshapeok="t" o:connecttype="rect"/>
-                  <o:lock v:ext="edit" aspectratio="t"/>
-                </v:shapetype>
+              <v:group w14:anchorId="6B10A08F" id="Group 4349" o:spid="_x0000_s1026" style="width:714.8pt;height:378.8pt;mso-position-horizontal-relative:char;mso-position-vertical-relative:line" coordsize="9237,5057" o:gfxdata="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">
                 <v:shape id="Picture 4358" o:spid="_x0000_s1027" type="#_x0000_t75" style="position:absolute;left:118;top:10;width:8993;height:5035;visibility:visible;mso-wrap-style:square" o:gfxdata="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">
-                  <v:imagedata r:id="rId11" o:title=""/>
+                  <v:imagedata r:id="rId8" o:title=""/>
                 </v:shape>
                 <v:group id="Group 4356" o:spid="_x0000_s1028" style="position:absolute;left:6;top:6;width:9226;height:2" coordorigin="6,6" coordsize="9226,2" o:gfxdata="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">
                   <v:shape id="Freeform 4357" o:spid="_x0000_s1029" style="position:absolute;left:6;top:6;width:9226;height:2;visibility:visible;mso-wrap-style:square;v-text-anchor:top" coordsize="9226,2" o:gfxdata="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" path="m,l9225,e" filled="f" strokeweight=".58pt">
@@ -14143,710 +13828,8 @@
         </w:rPr>
       </w:pPr>
     </w:p>
-    <w:p>
-      <w:pPr>
-        <w:spacing w:line="300" w:lineRule="exact"/>
-        <w:ind w:right="117"/>
-        <w:jc w:val="both"/>
-        <w:rPr>
-          <w:rFonts w:ascii="Arial" w:hAnsi="Arial" w:cs="Arial"/>
-          <w:spacing w:val="-1"/>
-          <w:sz w:val="20"/>
-          <w:szCs w:val="20"/>
-        </w:rPr>
-      </w:pPr>
-    </w:p>
-    <w:p>
-      <w:pPr>
-        <w:spacing w:line="300" w:lineRule="exact"/>
-        <w:ind w:right="117"/>
-        <w:jc w:val="both"/>
-        <w:rPr>
-          <w:rFonts w:ascii="Arial" w:hAnsi="Arial" w:cs="Arial"/>
-          <w:spacing w:val="-1"/>
-          <w:sz w:val="20"/>
-          <w:szCs w:val="20"/>
-        </w:rPr>
-      </w:pPr>
-    </w:p>
-    <w:p>
-      <w:pPr>
-        <w:spacing w:line="300" w:lineRule="exact"/>
-        <w:ind w:right="117"/>
-        <w:jc w:val="both"/>
-        <w:rPr>
-          <w:rFonts w:ascii="Arial" w:hAnsi="Arial" w:cs="Arial"/>
-          <w:spacing w:val="-1"/>
-          <w:sz w:val="20"/>
-          <w:szCs w:val="20"/>
-        </w:rPr>
-      </w:pPr>
-    </w:p>
-    <w:p>
-      <w:pPr>
-        <w:spacing w:line="300" w:lineRule="exact"/>
-        <w:ind w:right="117"/>
-        <w:jc w:val="both"/>
-        <w:rPr>
-          <w:rFonts w:ascii="Arial" w:hAnsi="Arial" w:cs="Arial"/>
-          <w:spacing w:val="-1"/>
-          <w:sz w:val="20"/>
-          <w:szCs w:val="20"/>
-        </w:rPr>
-      </w:pPr>
-    </w:p>
-    <w:p>
-      <w:pPr>
-        <w:spacing w:line="300" w:lineRule="exact"/>
-        <w:ind w:right="117"/>
-        <w:jc w:val="both"/>
-        <w:rPr>
-          <w:rFonts w:ascii="Arial" w:hAnsi="Arial" w:cs="Arial"/>
-          <w:spacing w:val="-1"/>
-          <w:sz w:val="20"/>
-          <w:szCs w:val="20"/>
-        </w:rPr>
-      </w:pPr>
-    </w:p>
-    <w:p>
-      <w:pPr>
-        <w:spacing w:line="300" w:lineRule="exact"/>
-        <w:ind w:right="117"/>
-        <w:jc w:val="both"/>
-        <w:rPr>
-          <w:rFonts w:ascii="Arial" w:hAnsi="Arial" w:cs="Arial"/>
-          <w:spacing w:val="-1"/>
-          <w:sz w:val="20"/>
-          <w:szCs w:val="20"/>
-        </w:rPr>
-      </w:pPr>
-    </w:p>
-    <w:p>
-      <w:pPr>
-        <w:spacing w:line="300" w:lineRule="exact"/>
-        <w:ind w:right="117"/>
-        <w:jc w:val="both"/>
-        <w:rPr>
-          <w:rFonts w:ascii="Arial" w:hAnsi="Arial" w:cs="Arial"/>
-          <w:spacing w:val="-1"/>
-          <w:sz w:val="20"/>
-          <w:szCs w:val="20"/>
-        </w:rPr>
-      </w:pPr>
-    </w:p>
-    <w:p>
-      <w:pPr>
-        <w:spacing w:line="300" w:lineRule="exact"/>
-        <w:ind w:right="117"/>
-        <w:jc w:val="both"/>
-        <w:rPr>
-          <w:rFonts w:ascii="Arial" w:hAnsi="Arial" w:cs="Arial"/>
-          <w:spacing w:val="-1"/>
-          <w:sz w:val="20"/>
-          <w:szCs w:val="20"/>
-        </w:rPr>
-      </w:pPr>
-    </w:p>
-    <w:p>
-      <w:pPr>
-        <w:spacing w:line="300" w:lineRule="exact"/>
-        <w:ind w:right="117"/>
-        <w:jc w:val="both"/>
-        <w:rPr>
-          <w:rFonts w:ascii="Arial" w:hAnsi="Arial" w:cs="Arial"/>
-          <w:spacing w:val="-1"/>
-          <w:sz w:val="20"/>
-          <w:szCs w:val="20"/>
-        </w:rPr>
-      </w:pPr>
-    </w:p>
-    <w:p>
-      <w:pPr>
-        <w:spacing w:line="300" w:lineRule="exact"/>
-        <w:ind w:right="117"/>
-        <w:jc w:val="both"/>
-        <w:rPr>
-          <w:rFonts w:ascii="Arial" w:hAnsi="Arial" w:cs="Arial"/>
-          <w:spacing w:val="-1"/>
-          <w:sz w:val="20"/>
-          <w:szCs w:val="20"/>
-        </w:rPr>
-      </w:pPr>
-    </w:p>
-    <w:p>
-      <w:pPr>
-        <w:spacing w:line="300" w:lineRule="exact"/>
-        <w:ind w:right="117"/>
-        <w:jc w:val="both"/>
-        <w:rPr>
-          <w:rFonts w:ascii="Arial" w:hAnsi="Arial" w:cs="Arial"/>
-          <w:spacing w:val="-1"/>
-          <w:sz w:val="20"/>
-          <w:szCs w:val="20"/>
-        </w:rPr>
-      </w:pPr>
-    </w:p>
-    <w:p>
-      <w:pPr>
-        <w:spacing w:line="300" w:lineRule="exact"/>
-        <w:ind w:right="117"/>
-        <w:jc w:val="both"/>
-        <w:rPr>
-          <w:rFonts w:ascii="Arial" w:hAnsi="Arial" w:cs="Arial"/>
-          <w:spacing w:val="-1"/>
-          <w:sz w:val="20"/>
-          <w:szCs w:val="20"/>
-        </w:rPr>
-      </w:pPr>
-    </w:p>
-    <w:p>
-      <w:pPr>
-        <w:spacing w:line="300" w:lineRule="exact"/>
-        <w:ind w:right="117"/>
-        <w:jc w:val="both"/>
-        <w:rPr>
-          <w:rFonts w:ascii="Arial" w:hAnsi="Arial" w:cs="Arial"/>
-          <w:spacing w:val="-1"/>
-          <w:sz w:val="20"/>
-          <w:szCs w:val="20"/>
-        </w:rPr>
-      </w:pPr>
-    </w:p>
-    <w:p>
-      <w:pPr>
-        <w:spacing w:line="300" w:lineRule="exact"/>
-        <w:ind w:right="117"/>
-        <w:jc w:val="both"/>
-        <w:rPr>
-          <w:rFonts w:ascii="Arial" w:hAnsi="Arial" w:cs="Arial"/>
-          <w:spacing w:val="-1"/>
-          <w:sz w:val="20"/>
-          <w:szCs w:val="20"/>
-        </w:rPr>
-      </w:pPr>
-    </w:p>
-    <w:p>
-      <w:pPr>
-        <w:spacing w:line="300" w:lineRule="exact"/>
-        <w:ind w:right="117"/>
-        <w:jc w:val="both"/>
-        <w:rPr>
-          <w:rFonts w:ascii="Arial" w:hAnsi="Arial" w:cs="Arial"/>
-          <w:spacing w:val="-1"/>
-          <w:sz w:val="20"/>
-          <w:szCs w:val="20"/>
-        </w:rPr>
-      </w:pPr>
-    </w:p>
-    <w:p>
-      <w:pPr>
-        <w:spacing w:line="300" w:lineRule="exact"/>
-        <w:ind w:right="117"/>
-        <w:jc w:val="both"/>
-        <w:rPr>
-          <w:rFonts w:ascii="Arial" w:hAnsi="Arial" w:cs="Arial"/>
-          <w:spacing w:val="-1"/>
-          <w:sz w:val="20"/>
-          <w:szCs w:val="20"/>
-        </w:rPr>
-      </w:pPr>
-    </w:p>
-    <w:p>
-      <w:pPr>
-        <w:spacing w:line="300" w:lineRule="exact"/>
-        <w:ind w:right="117"/>
-        <w:jc w:val="both"/>
-        <w:rPr>
-          <w:rFonts w:ascii="Arial" w:hAnsi="Arial" w:cs="Arial"/>
-          <w:spacing w:val="-1"/>
-          <w:sz w:val="20"/>
-          <w:szCs w:val="20"/>
-        </w:rPr>
-      </w:pPr>
-    </w:p>
-    <w:p>
-      <w:pPr>
-        <w:spacing w:line="300" w:lineRule="exact"/>
-        <w:ind w:right="117"/>
-        <w:jc w:val="both"/>
-        <w:rPr>
-          <w:rFonts w:ascii="Arial" w:hAnsi="Arial" w:cs="Arial"/>
-          <w:spacing w:val="-1"/>
-          <w:sz w:val="20"/>
-          <w:szCs w:val="20"/>
-        </w:rPr>
-      </w:pPr>
-    </w:p>
-    <w:p>
-      <w:pPr>
-        <w:spacing w:line="300" w:lineRule="exact"/>
-        <w:ind w:right="117"/>
-        <w:jc w:val="both"/>
-        <w:rPr>
-          <w:rFonts w:ascii="Arial" w:hAnsi="Arial" w:cs="Arial"/>
-          <w:spacing w:val="-1"/>
-          <w:sz w:val="20"/>
-          <w:szCs w:val="20"/>
-        </w:rPr>
-      </w:pPr>
-    </w:p>
-    <w:p>
-      <w:pPr>
-        <w:spacing w:line="300" w:lineRule="exact"/>
-        <w:ind w:right="117"/>
-        <w:jc w:val="both"/>
-        <w:rPr>
-          <w:rFonts w:ascii="Arial" w:hAnsi="Arial" w:cs="Arial"/>
-          <w:spacing w:val="-1"/>
-          <w:sz w:val="20"/>
-          <w:szCs w:val="20"/>
-        </w:rPr>
-      </w:pPr>
-    </w:p>
-    <w:p>
-      <w:pPr>
-        <w:spacing w:line="300" w:lineRule="exact"/>
-        <w:ind w:right="117"/>
-        <w:jc w:val="both"/>
-        <w:rPr>
-          <w:rFonts w:ascii="Arial" w:hAnsi="Arial" w:cs="Arial"/>
-          <w:spacing w:val="-1"/>
-          <w:sz w:val="20"/>
-          <w:szCs w:val="20"/>
-        </w:rPr>
-      </w:pPr>
-    </w:p>
-    <w:p>
-      <w:pPr>
-        <w:spacing w:line="300" w:lineRule="exact"/>
-        <w:ind w:right="117"/>
-        <w:jc w:val="both"/>
-        <w:rPr>
-          <w:rFonts w:ascii="Arial" w:hAnsi="Arial" w:cs="Arial"/>
-          <w:spacing w:val="-1"/>
-          <w:sz w:val="20"/>
-          <w:szCs w:val="20"/>
-        </w:rPr>
-      </w:pPr>
-    </w:p>
-    <w:p>
-      <w:pPr>
-        <w:spacing w:line="300" w:lineRule="exact"/>
-        <w:ind w:right="117"/>
-        <w:jc w:val="both"/>
-        <w:rPr>
-          <w:rFonts w:ascii="Arial" w:hAnsi="Arial" w:cs="Arial"/>
-          <w:spacing w:val="-1"/>
-          <w:sz w:val="20"/>
-          <w:szCs w:val="20"/>
-        </w:rPr>
-      </w:pPr>
-    </w:p>
-    <w:p>
-      <w:pPr>
-        <w:spacing w:line="300" w:lineRule="exact"/>
-        <w:ind w:right="117"/>
-        <w:jc w:val="both"/>
-        <w:rPr>
-          <w:rFonts w:ascii="Arial" w:hAnsi="Arial" w:cs="Arial"/>
-          <w:spacing w:val="-1"/>
-          <w:sz w:val="20"/>
-          <w:szCs w:val="20"/>
-        </w:rPr>
-      </w:pPr>
-    </w:p>
-    <w:p>
-      <w:pPr>
-        <w:spacing w:line="300" w:lineRule="exact"/>
-        <w:ind w:right="117"/>
-        <w:jc w:val="both"/>
-        <w:rPr>
-          <w:rFonts w:ascii="Arial" w:hAnsi="Arial" w:cs="Arial"/>
-          <w:spacing w:val="-1"/>
-          <w:sz w:val="20"/>
-          <w:szCs w:val="20"/>
-        </w:rPr>
-      </w:pPr>
-    </w:p>
-    <w:p>
-      <w:pPr>
-        <w:spacing w:line="300" w:lineRule="exact"/>
-        <w:ind w:right="117"/>
-        <w:jc w:val="both"/>
-        <w:rPr>
-          <w:rFonts w:ascii="Arial" w:hAnsi="Arial" w:cs="Arial"/>
-          <w:spacing w:val="-1"/>
-          <w:sz w:val="20"/>
-          <w:szCs w:val="20"/>
-        </w:rPr>
-      </w:pPr>
-    </w:p>
-    <w:p>
-      <w:pPr>
-        <w:spacing w:line="300" w:lineRule="exact"/>
-        <w:ind w:right="117"/>
-        <w:jc w:val="both"/>
-        <w:rPr>
-          <w:rFonts w:ascii="Arial" w:hAnsi="Arial" w:cs="Arial"/>
-          <w:spacing w:val="-1"/>
-          <w:sz w:val="20"/>
-          <w:szCs w:val="20"/>
-        </w:rPr>
-      </w:pPr>
-    </w:p>
-    <w:p>
-      <w:pPr>
-        <w:spacing w:line="300" w:lineRule="exact"/>
-        <w:ind w:right="117"/>
-        <w:jc w:val="both"/>
-        <w:rPr>
-          <w:rFonts w:ascii="Arial" w:hAnsi="Arial" w:cs="Arial"/>
-          <w:spacing w:val="-1"/>
-          <w:sz w:val="20"/>
-          <w:szCs w:val="20"/>
-        </w:rPr>
-      </w:pPr>
-    </w:p>
-    <w:p>
-      <w:pPr>
-        <w:spacing w:line="300" w:lineRule="exact"/>
-        <w:ind w:right="117"/>
-        <w:jc w:val="both"/>
-        <w:rPr>
-          <w:rFonts w:ascii="Arial" w:hAnsi="Arial" w:cs="Arial"/>
-          <w:spacing w:val="-1"/>
-          <w:sz w:val="20"/>
-          <w:szCs w:val="20"/>
-        </w:rPr>
-      </w:pPr>
-    </w:p>
-    <w:p>
-      <w:pPr>
-        <w:spacing w:line="300" w:lineRule="exact"/>
-        <w:ind w:right="117"/>
-        <w:jc w:val="both"/>
-        <w:rPr>
-          <w:rFonts w:ascii="Arial" w:hAnsi="Arial" w:cs="Arial"/>
-          <w:spacing w:val="-1"/>
-          <w:sz w:val="20"/>
-          <w:szCs w:val="20"/>
-        </w:rPr>
-      </w:pPr>
-    </w:p>
-    <w:p>
-      <w:pPr>
-        <w:spacing w:line="300" w:lineRule="exact"/>
-        <w:ind w:right="117"/>
-        <w:jc w:val="both"/>
-        <w:rPr>
-          <w:rFonts w:ascii="Arial" w:hAnsi="Arial" w:cs="Arial"/>
-          <w:spacing w:val="-1"/>
-          <w:sz w:val="20"/>
-          <w:szCs w:val="20"/>
-        </w:rPr>
-      </w:pPr>
-    </w:p>
-    <w:p>
-      <w:pPr>
-        <w:spacing w:line="300" w:lineRule="exact"/>
-        <w:ind w:right="117"/>
-        <w:jc w:val="both"/>
-        <w:rPr>
-          <w:rFonts w:ascii="Arial" w:hAnsi="Arial" w:cs="Arial"/>
-          <w:spacing w:val="-1"/>
-          <w:sz w:val="20"/>
-          <w:szCs w:val="20"/>
-        </w:rPr>
-      </w:pPr>
-    </w:p>
-    <w:p>
-      <w:pPr>
-        <w:spacing w:line="300" w:lineRule="exact"/>
-        <w:ind w:right="117"/>
-        <w:jc w:val="both"/>
-        <w:rPr>
-          <w:rFonts w:ascii="Arial" w:hAnsi="Arial" w:cs="Arial"/>
-          <w:spacing w:val="-1"/>
-          <w:sz w:val="20"/>
-          <w:szCs w:val="20"/>
-        </w:rPr>
-      </w:pPr>
-    </w:p>
-    <w:p>
-      <w:pPr>
-        <w:spacing w:line="300" w:lineRule="exact"/>
-        <w:ind w:right="117"/>
-        <w:jc w:val="both"/>
-        <w:rPr>
-          <w:rFonts w:ascii="Arial" w:hAnsi="Arial" w:cs="Arial"/>
-          <w:spacing w:val="-1"/>
-          <w:sz w:val="20"/>
-          <w:szCs w:val="20"/>
-        </w:rPr>
-      </w:pPr>
-    </w:p>
-    <w:p>
-      <w:pPr>
-        <w:spacing w:line="300" w:lineRule="exact"/>
-        <w:ind w:right="117"/>
-        <w:jc w:val="both"/>
-        <w:rPr>
-          <w:rFonts w:ascii="Arial" w:hAnsi="Arial" w:cs="Arial"/>
-          <w:spacing w:val="-1"/>
-          <w:sz w:val="20"/>
-          <w:szCs w:val="20"/>
-        </w:rPr>
-      </w:pPr>
-    </w:p>
-    <w:p>
-      <w:pPr>
-        <w:spacing w:line="300" w:lineRule="exact"/>
-        <w:ind w:right="117"/>
-        <w:jc w:val="both"/>
-        <w:rPr>
-          <w:rFonts w:ascii="Arial" w:hAnsi="Arial" w:cs="Arial"/>
-          <w:spacing w:val="-1"/>
-          <w:sz w:val="20"/>
-          <w:szCs w:val="20"/>
-        </w:rPr>
-      </w:pPr>
-    </w:p>
-    <w:p>
-      <w:pPr>
-        <w:spacing w:line="300" w:lineRule="exact"/>
-        <w:ind w:right="117"/>
-        <w:jc w:val="both"/>
-        <w:rPr>
-          <w:rFonts w:ascii="Arial" w:hAnsi="Arial" w:cs="Arial"/>
-          <w:spacing w:val="-1"/>
-          <w:sz w:val="20"/>
-          <w:szCs w:val="20"/>
-        </w:rPr>
-      </w:pPr>
-    </w:p>
-    <w:p>
-      <w:pPr>
-        <w:spacing w:line="300" w:lineRule="exact"/>
-        <w:ind w:right="117"/>
-        <w:jc w:val="both"/>
-        <w:rPr>
-          <w:rFonts w:ascii="Arial" w:hAnsi="Arial" w:cs="Arial"/>
-          <w:spacing w:val="-1"/>
-          <w:sz w:val="20"/>
-          <w:szCs w:val="20"/>
-        </w:rPr>
-      </w:pPr>
-    </w:p>
-    <w:p>
-      <w:pPr>
-        <w:spacing w:line="300" w:lineRule="exact"/>
-        <w:ind w:right="117"/>
-        <w:jc w:val="both"/>
-        <w:rPr>
-          <w:rFonts w:ascii="Arial" w:hAnsi="Arial" w:cs="Arial"/>
-          <w:spacing w:val="-1"/>
-          <w:sz w:val="20"/>
-          <w:szCs w:val="20"/>
-        </w:rPr>
-      </w:pPr>
-    </w:p>
-    <w:p>
-      <w:pPr>
-        <w:spacing w:line="300" w:lineRule="exact"/>
-        <w:ind w:right="117"/>
-        <w:jc w:val="both"/>
-        <w:rPr>
-          <w:rFonts w:ascii="Arial" w:hAnsi="Arial" w:cs="Arial"/>
-          <w:spacing w:val="-1"/>
-          <w:sz w:val="20"/>
-          <w:szCs w:val="20"/>
-        </w:rPr>
-      </w:pPr>
-    </w:p>
-    <w:p>
-      <w:pPr>
-        <w:spacing w:line="300" w:lineRule="exact"/>
-        <w:ind w:right="117"/>
-        <w:jc w:val="both"/>
-        <w:rPr>
-          <w:rFonts w:ascii="Arial" w:hAnsi="Arial" w:cs="Arial"/>
-          <w:spacing w:val="-1"/>
-          <w:sz w:val="20"/>
-          <w:szCs w:val="20"/>
-        </w:rPr>
-      </w:pPr>
-    </w:p>
-    <w:p>
-      <w:pPr>
-        <w:spacing w:line="300" w:lineRule="exact"/>
-        <w:ind w:right="117"/>
-        <w:jc w:val="both"/>
-        <w:rPr>
-          <w:rFonts w:ascii="Arial" w:hAnsi="Arial" w:cs="Arial"/>
-          <w:spacing w:val="-1"/>
-          <w:sz w:val="20"/>
-          <w:szCs w:val="20"/>
-        </w:rPr>
-      </w:pPr>
-    </w:p>
-    <w:p>
-      <w:pPr>
-        <w:spacing w:line="300" w:lineRule="exact"/>
-        <w:ind w:right="117"/>
-        <w:jc w:val="both"/>
-        <w:rPr>
-          <w:rFonts w:ascii="Arial" w:hAnsi="Arial" w:cs="Arial"/>
-          <w:spacing w:val="-1"/>
-          <w:sz w:val="20"/>
-          <w:szCs w:val="20"/>
-        </w:rPr>
-      </w:pPr>
-    </w:p>
-    <w:p>
-      <w:pPr>
-        <w:spacing w:line="300" w:lineRule="exact"/>
-        <w:ind w:right="117"/>
-        <w:jc w:val="both"/>
-        <w:rPr>
-          <w:rFonts w:ascii="Arial" w:hAnsi="Arial" w:cs="Arial"/>
-          <w:spacing w:val="-1"/>
-          <w:sz w:val="20"/>
-          <w:szCs w:val="20"/>
-        </w:rPr>
-      </w:pPr>
-    </w:p>
-    <w:p>
-      <w:pPr>
-        <w:spacing w:line="300" w:lineRule="exact"/>
-        <w:ind w:right="117"/>
-        <w:jc w:val="both"/>
-        <w:rPr>
-          <w:rFonts w:ascii="Arial" w:hAnsi="Arial" w:cs="Arial"/>
-          <w:spacing w:val="-1"/>
-          <w:sz w:val="20"/>
-          <w:szCs w:val="20"/>
-        </w:rPr>
-      </w:pPr>
-    </w:p>
-    <w:p>
-      <w:pPr>
-        <w:spacing w:line="300" w:lineRule="exact"/>
-        <w:ind w:right="117"/>
-        <w:jc w:val="both"/>
-        <w:rPr>
-          <w:rFonts w:ascii="Arial" w:hAnsi="Arial" w:cs="Arial"/>
-          <w:spacing w:val="-1"/>
-          <w:sz w:val="20"/>
-          <w:szCs w:val="20"/>
-        </w:rPr>
-      </w:pPr>
-    </w:p>
-    <w:p>
-      <w:pPr>
-        <w:spacing w:line="300" w:lineRule="exact"/>
-        <w:ind w:right="117"/>
-        <w:jc w:val="both"/>
-        <w:rPr>
-          <w:rFonts w:ascii="Arial" w:hAnsi="Arial" w:cs="Arial"/>
-          <w:spacing w:val="-1"/>
-          <w:sz w:val="20"/>
-          <w:szCs w:val="20"/>
-        </w:rPr>
-      </w:pPr>
-    </w:p>
-    <w:p>
-      <w:pPr>
-        <w:spacing w:line="300" w:lineRule="exact"/>
-        <w:ind w:right="117"/>
-        <w:jc w:val="both"/>
-        <w:rPr>
-          <w:rFonts w:ascii="Arial" w:hAnsi="Arial" w:cs="Arial"/>
-          <w:spacing w:val="-1"/>
-          <w:sz w:val="20"/>
-          <w:szCs w:val="20"/>
-        </w:rPr>
-      </w:pPr>
-    </w:p>
-    <w:p>
-      <w:pPr>
-        <w:spacing w:line="300" w:lineRule="exact"/>
-        <w:ind w:right="117"/>
-        <w:jc w:val="both"/>
-        <w:rPr>
-          <w:rFonts w:ascii="Arial" w:hAnsi="Arial" w:cs="Arial"/>
-          <w:spacing w:val="-1"/>
-          <w:sz w:val="20"/>
-          <w:szCs w:val="20"/>
-        </w:rPr>
-      </w:pPr>
-    </w:p>
-    <w:p>
-      <w:pPr>
-        <w:spacing w:line="300" w:lineRule="exact"/>
-        <w:ind w:right="117"/>
-        <w:jc w:val="both"/>
-        <w:rPr>
-          <w:rFonts w:ascii="Arial" w:hAnsi="Arial" w:cs="Arial"/>
-          <w:spacing w:val="-1"/>
-          <w:sz w:val="20"/>
-          <w:szCs w:val="20"/>
-        </w:rPr>
-      </w:pPr>
-    </w:p>
-    <w:p>
-      <w:pPr>
-        <w:spacing w:line="300" w:lineRule="exact"/>
-        <w:ind w:right="117"/>
-        <w:jc w:val="both"/>
-        <w:rPr>
-          <w:rFonts w:ascii="Arial" w:hAnsi="Arial" w:cs="Arial"/>
-          <w:spacing w:val="-1"/>
-          <w:sz w:val="20"/>
-          <w:szCs w:val="20"/>
-        </w:rPr>
-      </w:pPr>
-    </w:p>
-    <w:p>
-      <w:pPr>
-        <w:spacing w:line="300" w:lineRule="exact"/>
-        <w:ind w:right="117"/>
-        <w:jc w:val="both"/>
-        <w:rPr>
-          <w:rFonts w:ascii="Arial" w:hAnsi="Arial" w:cs="Arial"/>
-          <w:spacing w:val="-1"/>
-          <w:sz w:val="20"/>
-          <w:szCs w:val="20"/>
-        </w:rPr>
-      </w:pPr>
-    </w:p>
-    <w:p>
-      <w:pPr>
-        <w:spacing w:line="300" w:lineRule="exact"/>
-        <w:ind w:right="117"/>
-        <w:jc w:val="both"/>
-        <w:rPr>
-          <w:rFonts w:ascii="Arial" w:hAnsi="Arial" w:cs="Arial"/>
-          <w:spacing w:val="-1"/>
-          <w:sz w:val="20"/>
-          <w:szCs w:val="20"/>
-        </w:rPr>
-      </w:pPr>
-    </w:p>
-    <w:p>
-      <w:pPr>
-        <w:spacing w:line="300" w:lineRule="exact"/>
-        <w:ind w:right="117"/>
-        <w:jc w:val="both"/>
-        <w:rPr>
-          <w:rFonts w:ascii="Arial" w:hAnsi="Arial" w:cs="Arial"/>
-          <w:spacing w:val="-1"/>
-          <w:sz w:val="20"/>
-          <w:szCs w:val="20"/>
-        </w:rPr>
-      </w:pPr>
-    </w:p>
     <w:sectPr>
-      <w:footerReference w:type="default" r:id="rId12"/>
+      <w:footerReference w:type="default" r:id="rId9"/>
       <w:pgSz w:w="15840" w:h="12240" w:orient="landscape"/>
       <w:pgMar w:top="426" w:right="568" w:bottom="567" w:left="567" w:header="0" w:footer="0" w:gutter="0"/>
       <w:cols w:space="720"/>
@@ -15015,7 +13998,7 @@
               <v:stroke joinstyle="miter"/>
               <v:path gradientshapeok="t" o:connecttype="rect"/>
             </v:shapetype>
-            <v:shape id="Text Box 20" o:spid="_x0000_s1048" type="#_x0000_t202" style="position:absolute;margin-left:-1.1pt;margin-top:759.65pt;width:130.65pt;height:13.05pt;z-index:-251657216;visibility:visible;mso-wrap-style:square;mso-width-percent:0;mso-height-percent:0;mso-wrap-distance-left:9pt;mso-wrap-distance-top:0;mso-wrap-distance-right:9pt;mso-wrap-distance-bottom:0;mso-position-horizontal:absolute;mso-position-horizontal-relative:margin;mso-position-vertical:absolute;mso-position-vertical-relative:page;mso-width-percent:0;mso-height-percent:0;mso-width-relative:page;mso-height-relative:page;v-text-anchor:top" o:gfxdata="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" filled="f" stroked="f">
+            <v:shape id="Text Box 20" o:spid="_x0000_s1045" type="#_x0000_t202" style="position:absolute;margin-left:-1.1pt;margin-top:759.65pt;width:130.65pt;height:13.05pt;z-index:-251657216;visibility:visible;mso-wrap-style:square;mso-width-percent:0;mso-height-percent:0;mso-wrap-distance-left:9pt;mso-wrap-distance-top:0;mso-wrap-distance-right:9pt;mso-wrap-distance-bottom:0;mso-position-horizontal:absolute;mso-position-horizontal-relative:margin;mso-position-vertical:absolute;mso-position-vertical-relative:page;mso-width-percent:0;mso-height-percent:0;mso-width-relative:page;mso-height-relative:page;v-text-anchor:top" o:gfxdata="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" filled="f" stroked="f">
               <v:textbox inset="0,0,0,0">
                 <w:txbxContent>
                   <w:p>
